--- a/skills/hsdt-forms/templates/EC-8A/TT79-M05B.docx
+++ b/skills/hsdt-forms/templates/EC-8A/TT79-M05B.docx
@@ -23,7 +23,6 @@
           <w:szCs w:val="28"/>
           <w:lang w:val="sv-SE"/>
         </w:rPr>
-        <w:br w:type="page"/>
       </w:r>
       <w:bookmarkStart w:id="144" w:name="_Hlk182319391"/>
       <w:r>
